--- a/files/damumed-band-rezyume.docx
+++ b/files/damumed-band-rezyume.docx
@@ -81,7 +81,7 @@
           <w:sz w:val="24"/>
           <w:szCs w:val="24"/>
         </w:rPr>
-        <w:t xml:space="preserve">Выпускаем под брендом Damumed браслет для контроля здоровья: устройство без экрана (по образцу Whoop), производство — контрактный завод в Китае, партия около 10 000 штук. Браслет измеряет пульс, вариабельность ритма, насыщение крови кислородом, температуру кожи, сон и активность. Все данные идут в приложение Damumed, где появляется новый раздел «Здоровье», и на панель врача в медицинской информационной системе.</w:t>
+        <w:t xml:space="preserve">Выпускаем под брендом Damumed браслет для контроля здоровья: устройство без экрана, производство — контрактный завод в Китае, партия около 10 000 штук. Браслет измеряет пульс, вариабельность ритма, насыщение крови кислородом, температуру кожи, сон и активность. Все данные идут в приложение Damumed, где появляется новый раздел «Здоровье», и на панель врача в медицинской информационной системе.</w:t>
       </w:r>
     </w:p>
     <w:p>
@@ -197,7 +197,7 @@
           <w:sz w:val="24"/>
           <w:szCs w:val="24"/>
         </w:rPr>
-        <w:t xml:space="preserve">Принципиальное решение — не зарабатывать на железе. Устройство продаётся с минимальной наценкой, деньги приходят от сервиса мониторинга и подписок.</w:t>
+        <w:t xml:space="preserve">Принципиальное решение — не зарабатывать на железе. Устройство продаётся с минимальной наценкой, деньги приходят от розничных подписок и внутренней цены модуля наблюдения, заложенной в аренду МИС.</w:t>
       </w:r>
     </w:p>
     <w:tbl>
@@ -423,7 +423,7 @@
                 <w:sz w:val="24"/>
                 <w:szCs w:val="24"/>
               </w:rPr>
-              <w:t xml:space="preserve">Подписка «медицинский надзор»</w:t>
+              <w:t xml:space="preserve">Подписка в приложении</w:t>
             </w:r>
           </w:p>
         </w:tc>
@@ -495,7 +495,7 @@
                 <w:sz w:val="24"/>
                 <w:szCs w:val="24"/>
               </w:rPr>
-              <w:t xml:space="preserve">ниже любой психологической планки</w:t>
+              <w:t xml:space="preserve">платит сам человек, по желанию; базовые функции бесплатны</w:t>
             </w:r>
           </w:p>
         </w:tc>
@@ -623,7 +623,7 @@
                 <w:sz w:val="24"/>
                 <w:szCs w:val="24"/>
               </w:rPr>
-              <w:t xml:space="preserve">Мониторинг для поликлиники</w:t>
+              <w:t xml:space="preserve">Модуль «Дистанционное наблюдение»</w:t>
             </w:r>
           </w:p>
         </w:tc>
@@ -659,7 +659,7 @@
                 <w:sz w:val="24"/>
                 <w:szCs w:val="24"/>
               </w:rPr>
-              <w:t xml:space="preserve">500 ₸/пациент/мес</w:t>
+              <w:t xml:space="preserve">0 ₸</w:t>
             </w:r>
             <w:r>
               <w:rPr>
@@ -695,7 +695,107 @@
                 <w:sz w:val="24"/>
                 <w:szCs w:val="24"/>
               </w:rPr>
-              <w:t xml:space="preserve">менее трети подушевого норматива</w:t>
+              <w:t xml:space="preserve">входит в аренду МИС Damumed, доплаты нет</w:t>
+            </w:r>
+          </w:p>
+        </w:tc>
+      </w:tr>
+      <w:tr>
+        <w:tc>
+          <w:tcPr>
+            <w:tcW w:type="dxa" w:w="3118"/>
+            <w:tcMar>
+              <w:top w:type="dxa" w:w="60"/>
+              <w:left w:type="dxa" w:w="100"/>
+              <w:bottom w:type="dxa" w:w="60"/>
+              <w:right w:type="dxa" w:w="100"/>
+            </w:tcMar>
+          </w:tcPr>
+          <w:p>
+            <w:pPr>
+              <w:spacing w:after="0"/>
+            </w:pPr>
+            <w:r>
+              <w:rPr>
+                <w:rFonts w:ascii="Calibri" w:cs="Calibri" w:eastAsia="Calibri" w:hAnsi="Calibri"/>
+                <w:b w:val="false"/>
+                <w:bCs w:val="false"/>
+                <w:sz w:val="24"/>
+                <w:szCs w:val="24"/>
+              </w:rPr>
+              <w:t xml:space="preserve">Браслеты в рассрочку (вариант)</w:t>
+            </w:r>
+          </w:p>
+        </w:tc>
+        <w:tc>
+          <w:tcPr>
+            <w:tcW w:type="dxa" w:w="3118"/>
+            <w:tcMar>
+              <w:top w:type="dxa" w:w="60"/>
+              <w:left w:type="dxa" w:w="100"/>
+              <w:bottom w:type="dxa" w:w="60"/>
+              <w:right w:type="dxa" w:w="100"/>
+            </w:tcMar>
+          </w:tcPr>
+          <w:p>
+            <w:pPr>
+              <w:spacing w:after="0"/>
+            </w:pPr>
+            <w:r>
+              <w:rPr>
+                <w:rFonts w:ascii="Calibri" w:cs="Calibri" w:eastAsia="Calibri" w:hAnsi="Calibri"/>
+                <w:b w:val="false"/>
+                <w:bCs w:val="false"/>
+                <w:sz w:val="24"/>
+                <w:szCs w:val="24"/>
+              </w:rPr>
+              <w:t xml:space="preserve"/>
+            </w:r>
+            <w:r>
+              <w:rPr>
+                <w:rFonts w:ascii="Calibri" w:cs="Calibri" w:eastAsia="Calibri" w:hAnsi="Calibri"/>
+                <w:b/>
+                <w:bCs/>
+                <w:sz w:val="24"/>
+                <w:szCs w:val="24"/>
+              </w:rPr>
+              <w:t xml:space="preserve">640 ₸/мес × 12</w:t>
+            </w:r>
+            <w:r>
+              <w:rPr>
+                <w:rFonts w:ascii="Calibri" w:cs="Calibri" w:eastAsia="Calibri" w:hAnsi="Calibri"/>
+                <w:b w:val="false"/>
+                <w:bCs w:val="false"/>
+                <w:sz w:val="24"/>
+                <w:szCs w:val="24"/>
+              </w:rPr>
+              <w:t xml:space="preserve"/>
+            </w:r>
+          </w:p>
+        </w:tc>
+        <w:tc>
+          <w:tcPr>
+            <w:tcW w:type="dxa" w:w="3118"/>
+            <w:tcMar>
+              <w:top w:type="dxa" w:w="60"/>
+              <w:left w:type="dxa" w:w="100"/>
+              <w:bottom w:type="dxa" w:w="60"/>
+              <w:right w:type="dxa" w:w="100"/>
+            </w:tcMar>
+          </w:tcPr>
+          <w:p>
+            <w:pPr>
+              <w:spacing w:after="0"/>
+            </w:pPr>
+            <w:r>
+              <w:rPr>
+                <w:rFonts w:ascii="Calibri" w:cs="Calibri" w:eastAsia="Calibri" w:hAnsi="Calibri"/>
+                <w:b w:val="false"/>
+                <w:bCs w:val="false"/>
+                <w:sz w:val="24"/>
+                <w:szCs w:val="24"/>
+              </w:rPr>
+              <w:t xml:space="preserve">закуп без стартового чека</w:t>
             </w:r>
           </w:p>
         </w:tc>
@@ -818,7 +918,7 @@
           <w:sz w:val="24"/>
           <w:szCs w:val="24"/>
         </w:rPr>
-        <w:t xml:space="preserve"> Продажа частным покупателям через Kaspi и приложение Damumed. Цена 14 990 тенге, в рассрочку на год — около 1 250 тенге в месяц. Мы продаём не железо, а надзор: данные в медкарте, врач видит отклонения.</w:t>
+        <w:t xml:space="preserve"> Продажа частным покупателям через Kaspi и приложение Damumed. Цена 14 990 тенге, в рассрочку на год — около 1 250 тенге в месяц. Мы продаём не железо, а дистанционное наблюдение: данные в медкарте, врач видит отклонения.</w:t>
       </w:r>
     </w:p>
     <w:p>
@@ -884,7 +984,7 @@
           <w:sz w:val="24"/>
           <w:szCs w:val="24"/>
         </w:rPr>
-        <w:t xml:space="preserve">Класс риска 2а, национальная процедура, держатель удостоверения — Damumed. Из принципиального: функцию ЭКГ в первую версию не берём (поднимает класс и требует инспекции завода), аналитика строится на прозрачных правилах без искусственного интеллекта (иначе класс 3), данные храним только в Казахстане. Срок от контракта до удостоверения — 14–18 месяцев. Бюджет регистрации — 5–20 млн тенге, в расчёт заложено 15 млн.</w:t>
+        <w:t xml:space="preserve">Класс риска 2а, национальная процедура, держатель удостоверения — Damumed. Из принципиального: функцию ЭКГ в первую версию не берём (поднимает класс и требует инспекции завода), аналитика первой версии строится на прозрачных правилах (клинический ИИ — второй волной, после валидации), данные храним только в Казахстане. ИИ при этом работает сразу: качество сигнала, умные напоминания, черновики заключений врачу, прогноз оттока ношения. Срок от контракта до удостоверения — 14–18 месяцев. Бюджет регистрации — 5–20 млн тенге, в расчёт заложено 15 млн.</w:t>
       </w:r>
     </w:p>
     <w:p>
@@ -1147,7 +1247,7 @@
           <w:sz w:val="24"/>
           <w:szCs w:val="24"/>
         </w:rPr>
-        <w:t xml:space="preserve">Готовность поликлиник платить за мониторинг не проверена — проверяется двумя-тремя разговорами с главными врачами до заказа партии.</w:t>
+        <w:t xml:space="preserve">Готовность поликлиник закупать браслеты не проверена — наблюдение для них бесплатно, барьер железа снимают рассрочка и приказ ДСМ-39; проверяется двумя-тремя разговорами с главными врачами до заказа партии.</w:t>
       </w:r>
     </w:p>
     <w:p>
@@ -1205,7 +1305,7 @@
           <w:sz w:val="24"/>
           <w:szCs w:val="24"/>
         </w:rPr>
-        <w:t xml:space="preserve">Проект ставит Damumed в позицию, которую в Казахстане пока никто не занял: единственное носимое устройство со статусом медицинского изделия, встроенное в медкарту и рабочее место врача, и при этом дешевле массового фитнес-браслета. Поликлиники получают инструмент исполнения новых требований по дистанционному наблюдению, пациенты — прибор с медицинским надзором за цену, которая не требует раздумий, компания — повторную выручку от мониторинга и подписок поверх продаж устройств. Первая партия окупается менее чем за два года, а созданная инфраструктура — регистрационное удостоверение, интеграция и панель врача — становится барьером для любого следующего игрока.</w:t>
+        <w:t xml:space="preserve">Проект ставит Damumed в позицию, которую в Казахстане пока никто не занял: единственное носимое устройство со статусом медицинского изделия, встроенное в медкарту и рабочее место врача, и при этом дешевле массового фитнес-браслета. Поликлиники получают инструмент исполнения новых требований по дистанционному наблюдению, пациенты — врача, который видит их каждый день, за цену, которая не требует раздумий, компания — повторную выручку от мониторинга и подписок поверх продаж устройств. Первая партия окупается менее чем за два года, а созданная инфраструктура — регистрационное удостоверение, интеграция и панель врача — становится барьером для любого следующего игрока.</w:t>
       </w:r>
     </w:p>
     <w:sectPr>
